--- a/source/Сезон 2_Все публикации_Английский через истории_ФИНАЛ.docx
+++ b/source/Сезон 2_Все публикации_Английский через истории_ФИНАЛ.docx
@@ -4746,6 +4746,124 @@
     <w:p>
       <w:pPr>
         <w:keepNext/>
+      </w:pPr>
+      <w:r>
+        <w:rPr>
+          <w:b/>
+        </w:rPr>
+        <w:t>ВЕЧЕРНИЙ БОНУС — 18:00</w:t>
+      </w:r>
+    </w:p>
+    <w:p>
+      <w:pPr>
+        <w:keepNext/>
+      </w:pPr>
+      <w:r>
+        <w:rPr>
+          <w:rFonts w:ascii="Segoe UI Emoji" w:hAnsi="Segoe UI Emoji"/>
+          <w:b/>
+        </w:rPr>
+        <w:t>🎬</w:t>
+      </w:r>
+      <w:r>
+        <w:rPr>
+          <w:b/>
+        </w:rPr>
+        <w:t xml:space="preserve"> После титров</w:t>
+      </w:r>
+    </w:p>
+    <w:p>
+      <w:pPr>
+        <w:keepLines/>
+      </w:pPr>
+      <w:r>
+        <w:rPr>
+          <w:rFonts w:ascii="Segoe UI Emoji" w:hAnsi="Segoe UI Emoji"/>
+          <w:b/>
+        </w:rPr>
+        <w:t>👩</w:t>
+      </w:r>
+      <w:r>
+        <w:rPr>
+          <w:b/>
+        </w:rPr>
+        <w:t xml:space="preserve"> Emma:</w:t>
+      </w:r>
+      <w:r>
+        <w:br/>
+        <w:t>I leave home at eight.</w:t>
+      </w:r>
+    </w:p>
+    <w:p>
+      <w:pPr>
+        <w:keepLines/>
+      </w:pPr>
+      <w:r>
+        <w:rPr>
+          <w:rFonts w:ascii="Segoe UI Emoji" w:hAnsi="Segoe UI Emoji"/>
+          <w:b/>
+        </w:rPr>
+        <w:t>👨</w:t>
+      </w:r>
+      <w:r>
+        <w:rPr>
+          <w:b/>
+        </w:rPr>
+        <w:t xml:space="preserve"> Adam:</w:t>
+      </w:r>
+      <w:r>
+        <w:br/>
+        <w:t>Me too.</w:t>
+      </w:r>
+    </w:p>
+    <w:p>
+      <w:pPr>
+        <w:keepLines/>
+      </w:pPr>
+      <w:r>
+        <w:rPr>
+          <w:rFonts w:ascii="Segoe UI Emoji" w:hAnsi="Segoe UI Emoji"/>
+          <w:b/>
+        </w:rPr>
+        <w:t>👩</w:t>
+      </w:r>
+      <w:r>
+        <w:rPr>
+          <w:b/>
+        </w:rPr>
+        <w:t xml:space="preserve"> Emma:</w:t>
+      </w:r>
+      <w:r>
+        <w:br/>
+        <w:t>Then why are you always late?</w:t>
+      </w:r>
+    </w:p>
+    <w:p>
+      <w:pPr>
+        <w:keepLines/>
+      </w:pPr>
+      <w:r>
+        <w:rPr>
+          <w:rFonts w:ascii="Segoe UI Emoji" w:hAnsi="Segoe UI Emoji"/>
+          <w:b/>
+        </w:rPr>
+        <w:t>👨</w:t>
+      </w:r>
+      <w:r>
+        <w:rPr>
+          <w:b/>
+        </w:rPr>
+        <w:t xml:space="preserve"> Adam:</w:t>
+      </w:r>
+      <w:r>
+        <w:br/>
+        <w:t>Coffee.</w:t>
+      </w:r>
+    </w:p>
+    <w:p/>
+    <w:p>
+      <w:pPr>
+        <w:keepNext/>
         <w:rPr>
           <w:lang w:val="ru-RU"/>
         </w:rPr>
@@ -9751,6 +9869,124 @@
     <w:p>
       <w:pPr>
         <w:keepNext/>
+      </w:pPr>
+      <w:r>
+        <w:rPr>
+          <w:b/>
+        </w:rPr>
+        <w:t>ВЕЧЕРНИЙ БОНУС — 18:00</w:t>
+      </w:r>
+    </w:p>
+    <w:p>
+      <w:pPr>
+        <w:keepNext/>
+      </w:pPr>
+      <w:r>
+        <w:rPr>
+          <w:rFonts w:ascii="Segoe UI Emoji" w:hAnsi="Segoe UI Emoji"/>
+          <w:b/>
+        </w:rPr>
+        <w:t>🎬</w:t>
+      </w:r>
+      <w:r>
+        <w:rPr>
+          <w:b/>
+        </w:rPr>
+        <w:t xml:space="preserve"> После титров</w:t>
+      </w:r>
+    </w:p>
+    <w:p>
+      <w:pPr>
+        <w:keepLines/>
+      </w:pPr>
+      <w:r>
+        <w:rPr>
+          <w:rFonts w:ascii="Segoe UI Emoji" w:hAnsi="Segoe UI Emoji"/>
+          <w:b/>
+        </w:rPr>
+        <w:t>👩</w:t>
+      </w:r>
+      <w:r>
+        <w:rPr>
+          <w:b/>
+        </w:rPr>
+        <w:t xml:space="preserve"> Emma:</w:t>
+      </w:r>
+      <w:r>
+        <w:br/>
+        <w:t>We’re ten minutes early.</w:t>
+      </w:r>
+    </w:p>
+    <w:p>
+      <w:pPr>
+        <w:keepLines/>
+      </w:pPr>
+      <w:r>
+        <w:rPr>
+          <w:rFonts w:ascii="Segoe UI Emoji" w:hAnsi="Segoe UI Emoji"/>
+          <w:b/>
+        </w:rPr>
+        <w:t>👨</w:t>
+      </w:r>
+      <w:r>
+        <w:rPr>
+          <w:b/>
+        </w:rPr>
+        <w:t xml:space="preserve"> Adam:</w:t>
+      </w:r>
+      <w:r>
+        <w:br/>
+        <w:t>Great. Coffee?</w:t>
+      </w:r>
+    </w:p>
+    <w:p>
+      <w:pPr>
+        <w:keepLines/>
+      </w:pPr>
+      <w:r>
+        <w:rPr>
+          <w:rFonts w:ascii="Segoe UI Emoji" w:hAnsi="Segoe UI Emoji"/>
+          <w:b/>
+        </w:rPr>
+        <w:t>👩</w:t>
+      </w:r>
+      <w:r>
+        <w:rPr>
+          <w:b/>
+        </w:rPr>
+        <w:t xml:space="preserve"> Emma:</w:t>
+      </w:r>
+      <w:r>
+        <w:br/>
+        <w:t>The café is closed.</w:t>
+      </w:r>
+    </w:p>
+    <w:p>
+      <w:pPr>
+        <w:keepLines/>
+      </w:pPr>
+      <w:r>
+        <w:rPr>
+          <w:rFonts w:ascii="Segoe UI Emoji" w:hAnsi="Segoe UI Emoji"/>
+          <w:b/>
+        </w:rPr>
+        <w:t>👨</w:t>
+      </w:r>
+      <w:r>
+        <w:rPr>
+          <w:b/>
+        </w:rPr>
+        <w:t xml:space="preserve"> Adam:</w:t>
+      </w:r>
+      <w:r>
+        <w:br/>
+        <w:t>Not great.</w:t>
+      </w:r>
+    </w:p>
+    <w:p/>
+    <w:p>
+      <w:pPr>
+        <w:keepNext/>
         <w:rPr>
           <w:lang w:val="ru-RU"/>
         </w:rPr>
@@ -14737,6 +14973,124 @@
     <w:p>
       <w:pPr>
         <w:keepNext/>
+      </w:pPr>
+      <w:r>
+        <w:rPr>
+          <w:b/>
+        </w:rPr>
+        <w:t>ВЕЧЕРНИЙ БОНУС — 18:00</w:t>
+      </w:r>
+    </w:p>
+    <w:p>
+      <w:pPr>
+        <w:keepNext/>
+      </w:pPr>
+      <w:r>
+        <w:rPr>
+          <w:rFonts w:ascii="Segoe UI Emoji" w:hAnsi="Segoe UI Emoji"/>
+          <w:b/>
+        </w:rPr>
+        <w:t>🎬</w:t>
+      </w:r>
+      <w:r>
+        <w:rPr>
+          <w:b/>
+        </w:rPr>
+        <w:t xml:space="preserve"> После титров</w:t>
+      </w:r>
+    </w:p>
+    <w:p>
+      <w:pPr>
+        <w:keepLines/>
+      </w:pPr>
+      <w:r>
+        <w:rPr>
+          <w:rFonts w:ascii="Segoe UI Emoji" w:hAnsi="Segoe UI Emoji"/>
+          <w:b/>
+        </w:rPr>
+        <w:t>🧑</w:t>
+      </w:r>
+      <w:r>
+        <w:rPr>
+          <w:b/>
+        </w:rPr>
+        <w:t xml:space="preserve"> Barista:</w:t>
+      </w:r>
+      <w:r>
+        <w:br/>
+        <w:t>Anything else?</w:t>
+      </w:r>
+    </w:p>
+    <w:p>
+      <w:pPr>
+        <w:keepLines/>
+      </w:pPr>
+      <w:r>
+        <w:rPr>
+          <w:rFonts w:ascii="Segoe UI Emoji" w:hAnsi="Segoe UI Emoji"/>
+          <w:b/>
+        </w:rPr>
+        <w:t>👨</w:t>
+      </w:r>
+      <w:r>
+        <w:rPr>
+          <w:b/>
+        </w:rPr>
+        <w:t xml:space="preserve"> Adam:</w:t>
+      </w:r>
+      <w:r>
+        <w:br/>
+        <w:t>That’s all, thanks.</w:t>
+      </w:r>
+    </w:p>
+    <w:p>
+      <w:pPr>
+        <w:keepLines/>
+      </w:pPr>
+      <w:r>
+        <w:rPr>
+          <w:rFonts w:ascii="Segoe UI Emoji" w:hAnsi="Segoe UI Emoji"/>
+          <w:b/>
+        </w:rPr>
+        <w:t>👩</w:t>
+      </w:r>
+      <w:r>
+        <w:rPr>
+          <w:b/>
+        </w:rPr>
+        <w:t xml:space="preserve"> Emma:</w:t>
+      </w:r>
+      <w:r>
+        <w:br/>
+        <w:t>What about your bagel?</w:t>
+      </w:r>
+    </w:p>
+    <w:p>
+      <w:pPr>
+        <w:keepLines/>
+      </w:pPr>
+      <w:r>
+        <w:rPr>
+          <w:rFonts w:ascii="Segoe UI Emoji" w:hAnsi="Segoe UI Emoji"/>
+          <w:b/>
+        </w:rPr>
+        <w:t>👨</w:t>
+      </w:r>
+      <w:r>
+        <w:rPr>
+          <w:b/>
+        </w:rPr>
+        <w:t xml:space="preserve"> Adam:</w:t>
+      </w:r>
+      <w:r>
+        <w:br/>
+        <w:t>Right. One bagel, please.</w:t>
+      </w:r>
+    </w:p>
+    <w:p/>
+    <w:p>
+      <w:pPr>
+        <w:keepNext/>
         <w:rPr>
           <w:lang w:val="ru-RU"/>
         </w:rPr>
@@ -19306,6 +19660,124 @@
         </w:rPr>
       </w:pPr>
     </w:p>
+    <w:p>
+      <w:pPr>
+        <w:keepNext/>
+      </w:pPr>
+      <w:r>
+        <w:rPr>
+          <w:b/>
+        </w:rPr>
+        <w:t>ВЕЧЕРНИЙ БОНУС — 18:00</w:t>
+      </w:r>
+    </w:p>
+    <w:p>
+      <w:pPr>
+        <w:keepNext/>
+      </w:pPr>
+      <w:r>
+        <w:rPr>
+          <w:rFonts w:ascii="Segoe UI Emoji" w:hAnsi="Segoe UI Emoji"/>
+          <w:b/>
+        </w:rPr>
+        <w:t>🎬</w:t>
+      </w:r>
+      <w:r>
+        <w:rPr>
+          <w:b/>
+        </w:rPr>
+        <w:t xml:space="preserve"> После титров</w:t>
+      </w:r>
+    </w:p>
+    <w:p>
+      <w:pPr>
+        <w:keepLines/>
+      </w:pPr>
+      <w:r>
+        <w:rPr>
+          <w:rFonts w:ascii="Segoe UI Emoji" w:hAnsi="Segoe UI Emoji"/>
+          <w:b/>
+        </w:rPr>
+        <w:t>👩</w:t>
+      </w:r>
+      <w:r>
+        <w:rPr>
+          <w:b/>
+        </w:rPr>
+        <w:t xml:space="preserve"> Emma:</w:t>
+      </w:r>
+      <w:r>
+        <w:br/>
+        <w:t>Do we have everything?</w:t>
+      </w:r>
+    </w:p>
+    <w:p>
+      <w:pPr>
+        <w:keepLines/>
+      </w:pPr>
+      <w:r>
+        <w:rPr>
+          <w:rFonts w:ascii="Segoe UI Emoji" w:hAnsi="Segoe UI Emoji"/>
+          <w:b/>
+        </w:rPr>
+        <w:t>👨</w:t>
+      </w:r>
+      <w:r>
+        <w:rPr>
+          <w:b/>
+        </w:rPr>
+        <w:t xml:space="preserve"> Adam:</w:t>
+      </w:r>
+      <w:r>
+        <w:br/>
+        <w:t>Yes. Milk, bread, eggs, and apples.</w:t>
+      </w:r>
+    </w:p>
+    <w:p>
+      <w:pPr>
+        <w:keepLines/>
+      </w:pPr>
+      <w:r>
+        <w:rPr>
+          <w:rFonts w:ascii="Segoe UI Emoji" w:hAnsi="Segoe UI Emoji"/>
+          <w:b/>
+        </w:rPr>
+        <w:t>👩</w:t>
+      </w:r>
+      <w:r>
+        <w:rPr>
+          <w:b/>
+        </w:rPr>
+        <w:t xml:space="preserve"> Emma:</w:t>
+      </w:r>
+      <w:r>
+        <w:br/>
+        <w:t>And coffee?</w:t>
+      </w:r>
+    </w:p>
+    <w:p>
+      <w:pPr>
+        <w:keepLines/>
+      </w:pPr>
+      <w:r>
+        <w:rPr>
+          <w:rFonts w:ascii="Segoe UI Emoji" w:hAnsi="Segoe UI Emoji"/>
+          <w:b/>
+        </w:rPr>
+        <w:t>👨</w:t>
+      </w:r>
+      <w:r>
+        <w:rPr>
+          <w:b/>
+        </w:rPr>
+        <w:t xml:space="preserve"> Adam:</w:t>
+      </w:r>
+      <w:r>
+        <w:br/>
+        <w:t>We need coffee.</w:t>
+      </w:r>
+    </w:p>
+    <w:p/>
     <w:p>
       <w:pPr>
         <w:keepNext/>
